--- a/public/assets/template/docx/surat_permohonan_cerai.docx
+++ b/public/assets/template/docx/surat_permohonan_cerai.docx
@@ -73,15 +73,15 @@
         <w:pStyle w:val="BodyText"/>
       </w:pPr>
       <w:r>
-        <w:t xml:space="preserve">KABUPATEN $NAMA_KAB</w:t>
-      </w:r>
-    </w:p>
-    <w:p>
-      <w:pPr>
-        <w:pStyle w:val="BodyText"/>
-      </w:pPr>
-      <w:r>
-        <w:t xml:space="preserve">KAPANEWON $NAMA_KEC</w:t>
+        <w:t xml:space="preserve">KABUPATEN ${NAMA_KAB}</w:t>
+      </w:r>
+    </w:p>
+    <w:p>
+      <w:pPr>
+        <w:pStyle w:val="BodyText"/>
+      </w:pPr>
+      <w:r>
+        <w:t xml:space="preserve">KAPANEWON ${NAMA_KEC}</w:t>
       </w:r>
     </w:p>
     <w:p>
@@ -93,15 +93,15 @@
           <w:b/>
           <w:bCs/>
         </w:rPr>
-        <w:t xml:space="preserve">PEMERINTAH KALURAHAN $NAMA_DES</w:t>
-      </w:r>
-    </w:p>
-    <w:p>
-      <w:pPr>
-        <w:pStyle w:val="BodyText"/>
-      </w:pPr>
-      <w:r>
-        <w:t xml:space="preserve">$NAMA_DESA_JAWA</w:t>
+        <w:t xml:space="preserve">PEMERINTAH KALURAHAN ${NAMA_DES}</w:t>
+      </w:r>
+    </w:p>
+    <w:p>
+      <w:pPr>
+        <w:pStyle w:val="BodyText"/>
+      </w:pPr>
+      <w:r>
+        <w:t xml:space="preserve">${NAMA_DESA_JAWA}</w:t>
       </w:r>
       <w:r>
         <w:drawing>
@@ -152,23 +152,23 @@
         <w:pStyle w:val="BodyText"/>
       </w:pPr>
       <w:r>
-        <w:t xml:space="preserve">$ALAMAT_DES</w:t>
-      </w:r>
-    </w:p>
-    <w:p>
-      <w:pPr>
-        <w:pStyle w:val="BodyText"/>
-      </w:pPr>
-      <w:r>
-        <w:t xml:space="preserve">Posel : $ALAMAT_MAIL</w:t>
-      </w:r>
-    </w:p>
-    <w:p>
-      <w:pPr>
-        <w:pStyle w:val="BodyText"/>
-      </w:pPr>
-      <w:r>
-        <w:t xml:space="preserve">Nomor : $NOMOR_SURAT /$KODE_DESA /$TAHUN $NAMA_DES, $TGL_SURAT</w:t>
+        <w:t xml:space="preserve">${ALAMAT_DES}</w:t>
+      </w:r>
+    </w:p>
+    <w:p>
+      <w:pPr>
+        <w:pStyle w:val="BodyText"/>
+      </w:pPr>
+      <w:r>
+        <w:t xml:space="preserve">Posel : ${ALAMAT_MAIL}</w:t>
+      </w:r>
+    </w:p>
+    <w:p>
+      <w:pPr>
+        <w:pStyle w:val="BodyText"/>
+      </w:pPr>
+      <w:r>
+        <w:t xml:space="preserve">Nomor : ${NOMOR_SURAT} /${KODE_DESA} /${TAHUN} ${NAMA_DES}, ${TGL_SURAT}</w:t>
       </w:r>
     </w:p>
     <w:p>
@@ -184,7 +184,7 @@
         <w:pStyle w:val="BodyText"/>
       </w:pPr>
       <w:r>
-        <w:t xml:space="preserve">Hal : $STATUS_PEMOHON</w:t>
+        <w:t xml:space="preserve">Hal : ${STATUS_PEMOHON}</w:t>
       </w:r>
     </w:p>
     <w:p>
@@ -232,7 +232,7 @@
         <w:pStyle w:val="BodyText"/>
       </w:pPr>
       <w:r>
-        <w:t xml:space="preserve">Bersama ini kami sampaikan permasalahan $STATUS_PEMOHON bagi seseorang $SEX_LAHIR :</w:t>
+        <w:t xml:space="preserve">Bersama ini kami sampaikan permasalahan ${STATUS_PEMOHON} bagi seseorang ${SEX_LAHIR} :</w:t>
       </w:r>
     </w:p>
     <w:p>
@@ -243,7 +243,7 @@
         </w:numPr>
       </w:pPr>
       <w:r>
-        <w:t xml:space="preserve">Nama : $NAMA</w:t>
+        <w:t xml:space="preserve">Nama : ${NAMA}</w:t>
       </w:r>
     </w:p>
     <w:p>
@@ -254,7 +254,7 @@
         </w:numPr>
       </w:pPr>
       <w:r>
-        <w:t xml:space="preserve">Bin/Binti : $NAMA_AYAH</w:t>
+        <w:t xml:space="preserve">Bin/Binti : ${NAMA_AYAH}</w:t>
       </w:r>
     </w:p>
     <w:p>
@@ -265,7 +265,7 @@
         </w:numPr>
       </w:pPr>
       <w:r>
-        <w:t xml:space="preserve">NIK : $NO_KTP</w:t>
+        <w:t xml:space="preserve">NIK : ${NO_KTP}</w:t>
       </w:r>
     </w:p>
     <w:p>
@@ -276,7 +276,7 @@
         </w:numPr>
       </w:pPr>
       <w:r>
-        <w:t xml:space="preserve">Tempat/tanggal lahir : $TTL</w:t>
+        <w:t xml:space="preserve">Tempat/tanggal lahir : ${TTL}</w:t>
       </w:r>
     </w:p>
     <w:p>
@@ -287,7 +287,7 @@
         </w:numPr>
       </w:pPr>
       <w:r>
-        <w:t xml:space="preserve">Kewarganegaraan : $WARGA_NEGARA</w:t>
+        <w:t xml:space="preserve">Kewarganegaraan : ${WARGA_NEGARA}</w:t>
       </w:r>
     </w:p>
     <w:p>
@@ -298,7 +298,7 @@
         </w:numPr>
       </w:pPr>
       <w:r>
-        <w:t xml:space="preserve">Jenis Kelamin : $SEX</w:t>
+        <w:t xml:space="preserve">Jenis Kelamin : ${SEX}</w:t>
       </w:r>
     </w:p>
     <w:p>
@@ -309,7 +309,7 @@
         </w:numPr>
       </w:pPr>
       <w:r>
-        <w:t xml:space="preserve">Pekerjaan : $PEKERJAAN</w:t>
+        <w:t xml:space="preserve">Pekerjaan : ${PEKERJAAN}</w:t>
       </w:r>
     </w:p>
     <w:p>
@@ -320,7 +320,7 @@
         </w:numPr>
       </w:pPr>
       <w:r>
-        <w:t xml:space="preserve">Agama : $AGAMA</w:t>
+        <w:t xml:space="preserve">Agama : ${AGAMA}</w:t>
       </w:r>
     </w:p>
     <w:p>
@@ -331,7 +331,7 @@
         </w:numPr>
       </w:pPr>
       <w:r>
-        <w:t xml:space="preserve">Alamat : $ALAMAT Desa $NAMA_DES,</w:t>
+        <w:t xml:space="preserve">Alamat : ${ALAMAT} Desa ${NAMA_DES},</w:t>
       </w:r>
       <w:r>
         <w:t xml:space="preserve"> </w:t>
@@ -345,7 +345,7 @@
         <w:t xml:space="preserve"> </w:t>
       </w:r>
       <w:r>
-        <w:t xml:space="preserve">$NAMA_KEC, Kabupaten $NAMA_KAB</w:t>
+        <w:t xml:space="preserve">${NAMA_KEC}, Kabupaten ${NAMA_KAB}</w:t>
       </w:r>
     </w:p>
     <w:p>
@@ -353,7 +353,7 @@
         <w:pStyle w:val="FirstParagraph"/>
       </w:pPr>
       <w:r>
-        <w:t xml:space="preserve">Yang akan menjatuhkan/melaksanakan $STATUS_PEMOHON kepada $STATUS_TERMOHON:</w:t>
+        <w:t xml:space="preserve">Yang akan menjatuhkan/melaksanakan ${STATUS_PEMOHON} kepada ${STATUS_TERMOHON}:</w:t>
       </w:r>
     </w:p>
     <w:p>
@@ -364,7 +364,7 @@
         </w:numPr>
       </w:pPr>
       <w:r>
-        <w:t xml:space="preserve">Nama : $AYAH_NAMA</w:t>
+        <w:t xml:space="preserve">Nama : ${AYAH_NAMA}</w:t>
       </w:r>
     </w:p>
     <w:p>
@@ -375,7 +375,7 @@
         </w:numPr>
       </w:pPr>
       <w:r>
-        <w:t xml:space="preserve">Bin/Binti : $AYAH_NAMA_AYAH</w:t>
+        <w:t xml:space="preserve">Bin/Binti : ${AYAH_NAMA_AYAH}</w:t>
       </w:r>
     </w:p>
     <w:p>
@@ -386,7 +386,7 @@
         </w:numPr>
       </w:pPr>
       <w:r>
-        <w:t xml:space="preserve">NIK : $AYAH_NIK</w:t>
+        <w:t xml:space="preserve">NIK : ${AYAH_NIK}</w:t>
       </w:r>
     </w:p>
     <w:p>
@@ -397,7 +397,7 @@
         </w:numPr>
       </w:pPr>
       <w:r>
-        <w:t xml:space="preserve">Tempat, Tanggal Lahir : $AYAH_TTL</w:t>
+        <w:t xml:space="preserve">Tempat, Tanggal Lahir : ${AYAH_TTL}</w:t>
       </w:r>
     </w:p>
     <w:p>
@@ -408,7 +408,7 @@
         </w:numPr>
       </w:pPr>
       <w:r>
-        <w:t xml:space="preserve">Kewarganegaraan : $AYAH_WARGA_NEGARA</w:t>
+        <w:t xml:space="preserve">Kewarganegaraan : ${AYAH_WARGA_NEGARA}</w:t>
       </w:r>
     </w:p>
     <w:p>
@@ -419,7 +419,7 @@
         </w:numPr>
       </w:pPr>
       <w:r>
-        <w:t xml:space="preserve">Jenis Kelamin : $AYAH_SEX</w:t>
+        <w:t xml:space="preserve">Jenis Kelamin : ${AYAH_SEX}</w:t>
       </w:r>
     </w:p>
     <w:p>
@@ -430,7 +430,7 @@
         </w:numPr>
       </w:pPr>
       <w:r>
-        <w:t xml:space="preserve">Pekerjaan : $AYAH_PEKERJAAN</w:t>
+        <w:t xml:space="preserve">Pekerjaan : ${AYAH_PEKERJAAN}</w:t>
       </w:r>
     </w:p>
     <w:p>
@@ -441,7 +441,7 @@
         </w:numPr>
       </w:pPr>
       <w:r>
-        <w:t xml:space="preserve">Agama : $AYAH_AGAMA</w:t>
+        <w:t xml:space="preserve">Agama : ${AYAH_AGAMA}</w:t>
       </w:r>
     </w:p>
     <w:p>
@@ -452,7 +452,7 @@
         </w:numPr>
       </w:pPr>
       <w:r>
-        <w:t xml:space="preserve">Alamat : $AYAH_ALAMAT Desa $NAMA_DES, Kapanewon $NAMA_KEC, Kabupaten $NAMA_KAB</w:t>
+        <w:t xml:space="preserve">Alamat : ${AYAH_ALAMAT} Desa ${NAMA_DES}, Kapanewon ${NAMA_KEC}, Kabupaten ${NAMA_KAB}</w:t>
       </w:r>
     </w:p>
     <w:p>
@@ -460,7 +460,7 @@
         <w:pStyle w:val="FirstParagraph"/>
       </w:pPr>
       <w:r>
-        <w:t xml:space="preserve">Kedua orang tersebut nikah pada tangga $TGL_LAHIR dengan surat nikah nomor : $NOMOR_NIKAH, dan telah kami nasehati akan tetapi sampai dengan waktu yang kami tentukan ternyata tidak dapat tercapai, adapun alasannya menurut pengakuan dan fakta dilapangan adalah sebagai berikut :</w:t>
+        <w:t xml:space="preserve">Kedua orang tersebut nikah pada tangga ${TGL_LAHIR} dengan surat nikah nomor : ${NOMOR_NIKAH}, dan telah kami nasehati akan tetapi sampai dengan waktu yang kami tentukan ternyata tidak dapat tercapai, adapun alasannya menurut pengakuan dan fakta dilapangan adalah sebagai berikut :</w:t>
       </w:r>
       <w:r>
         <w:rPr>
@@ -482,7 +482,7 @@
           <w:b/>
           <w:bCs/>
         </w:rPr>
-        <w:t xml:space="preserve">$KEPERLUAN</w:t>
+        <w:t xml:space="preserve">${KEPERLUAN}</w:t>
       </w:r>
     </w:p>
     <w:p>
@@ -536,7 +536,7 @@
               <w:pStyle w:val="FirstParagraph"/>
             </w:pPr>
             <w:r>
-              <w:t xml:space="preserve">$NAMA_DES, $TGL_SURAT</w:t>
+              <w:t xml:space="preserve">${NAMA_DES}, ${TGL_SURAT}</w:t>
             </w:r>
           </w:p>
           <w:p>
@@ -544,7 +544,7 @@
               <w:pStyle w:val="BodyText"/>
             </w:pPr>
             <w:r>
-              <w:t xml:space="preserve">$JABATAN,</w:t>
+              <w:t xml:space="preserve">${JABATAN},</w:t>
             </w:r>
           </w:p>
           <w:p>
@@ -552,7 +552,7 @@
               <w:pStyle w:val="BodyText"/>
             </w:pPr>
             <w:r>
-              <w:t xml:space="preserve">$NAMA_PAMONG</w:t>
+              <w:t xml:space="preserve">${NAMA_PAMONG}</w:t>
             </w:r>
           </w:p>
         </w:tc>
@@ -600,7 +600,7 @@
         </w:numPr>
       </w:pPr>
       <w:r>
-        <w:t xml:space="preserve">$SAKSI_BARU1 ( ………………………...)</w:t>
+        <w:t xml:space="preserve">${SAKSI_BARU1} ( ………………………...)</w:t>
       </w:r>
     </w:p>
     <w:p>
@@ -611,7 +611,7 @@
         </w:numPr>
       </w:pPr>
       <w:r>
-        <w:t xml:space="preserve">$SAKSI_BARU2 (..…………………..……)</w:t>
+        <w:t xml:space="preserve">${SAKSI_BARU2} (..…………………..……)</w:t>
       </w:r>
     </w:p>
     <w:p>
@@ -667,15 +667,15 @@
         <w:pStyle w:val="BodyText"/>
       </w:pPr>
       <w:r>
-        <w:t xml:space="preserve">KABUPATEN $NAMA_KAB</w:t>
-      </w:r>
-    </w:p>
-    <w:p>
-      <w:pPr>
-        <w:pStyle w:val="BodyText"/>
-      </w:pPr>
-      <w:r>
-        <w:t xml:space="preserve">KAPANEWON $NAMA_KEC</w:t>
+        <w:t xml:space="preserve">KABUPATEN ${NAMA_KAB}</w:t>
+      </w:r>
+    </w:p>
+    <w:p>
+      <w:pPr>
+        <w:pStyle w:val="BodyText"/>
+      </w:pPr>
+      <w:r>
+        <w:t xml:space="preserve">KAPANEWON ${NAMA_KEC}</w:t>
       </w:r>
     </w:p>
     <w:p>
@@ -687,15 +687,15 @@
           <w:b/>
           <w:bCs/>
         </w:rPr>
-        <w:t xml:space="preserve">PEMERINTAH KALURAHAN $NAMA_DES</w:t>
-      </w:r>
-    </w:p>
-    <w:p>
-      <w:pPr>
-        <w:pStyle w:val="BodyText"/>
-      </w:pPr>
-      <w:r>
-        <w:t xml:space="preserve">$NAMA_DESA_JAWA</w:t>
+        <w:t xml:space="preserve">PEMERINTAH KALURAHAN ${NAMA_DES}</w:t>
+      </w:r>
+    </w:p>
+    <w:p>
+      <w:pPr>
+        <w:pStyle w:val="BodyText"/>
+      </w:pPr>
+      <w:r>
+        <w:t xml:space="preserve">${NAMA_DESA_JAWA}</w:t>
       </w:r>
       <w:r>
         <w:drawing>
@@ -746,15 +746,15 @@
         <w:pStyle w:val="BodyText"/>
       </w:pPr>
       <w:r>
-        <w:t xml:space="preserve">$ALAMAT_DES</w:t>
-      </w:r>
-    </w:p>
-    <w:p>
-      <w:pPr>
-        <w:pStyle w:val="BodyText"/>
-      </w:pPr>
-      <w:r>
-        <w:t xml:space="preserve">Posel : $ALAMAT_MAIL</w:t>
+        <w:t xml:space="preserve">${ALAMAT_DES}</w:t>
+      </w:r>
+    </w:p>
+    <w:p>
+      <w:pPr>
+        <w:pStyle w:val="BodyText"/>
+      </w:pPr>
+      <w:r>
+        <w:t xml:space="preserve">Posel : ${ALAMAT_MAIL}</w:t>
       </w:r>
     </w:p>
     <w:p>
@@ -773,15 +773,15 @@
         <w:pStyle w:val="BodyText"/>
       </w:pPr>
       <w:r>
-        <w:t xml:space="preserve">Nomor : $NOMOR_SURAT /$KODE_DESA /$TAHUN</w:t>
-      </w:r>
-    </w:p>
-    <w:p>
-      <w:pPr>
-        <w:pStyle w:val="BodyText"/>
-      </w:pPr>
-      <w:r>
-        <w:t xml:space="preserve">Yang bertanda tangan di bawah ini kami, Lurah $NAMA_DES,</w:t>
+        <w:t xml:space="preserve">Nomor : ${NOMOR_SURAT} /${KODE_DESA} /${TAHUN}</w:t>
+      </w:r>
+    </w:p>
+    <w:p>
+      <w:pPr>
+        <w:pStyle w:val="BodyText"/>
+      </w:pPr>
+      <w:r>
+        <w:t xml:space="preserve">Yang bertanda tangan di bawah ini kami, Lurah ${NAMA_DES},</w:t>
       </w:r>
       <w:r>
         <w:t xml:space="preserve"> </w:t>
@@ -792,95 +792,95 @@
       </w:r>
       <w:bookmarkEnd w:id="21"/>
       <w:r>
-        <w:t xml:space="preserve">apanewon $NAMA_KEC, Kabupaten $NAMA_KAB, menerangkan dengan sebenarnya bahwa :</w:t>
-      </w:r>
-    </w:p>
-    <w:p>
-      <w:pPr>
-        <w:pStyle w:val="BodyText"/>
-      </w:pPr>
-      <w:r>
-        <w:t xml:space="preserve">Nama : $AYAH_NAMA</w:t>
-      </w:r>
-    </w:p>
-    <w:p>
-      <w:pPr>
-        <w:pStyle w:val="BodyText"/>
-      </w:pPr>
-      <w:r>
-        <w:t xml:space="preserve">NIK : $AYAH_NIK</w:t>
-      </w:r>
-    </w:p>
-    <w:p>
-      <w:pPr>
-        <w:pStyle w:val="BodyText"/>
-      </w:pPr>
-      <w:r>
-        <w:t xml:space="preserve">Tempat/tanggal lahir : $AYAH_TTL</w:t>
-      </w:r>
-    </w:p>
-    <w:p>
-      <w:pPr>
-        <w:pStyle w:val="BodyText"/>
-      </w:pPr>
-      <w:r>
-        <w:t xml:space="preserve">Agama : $AYAH_AGAMA</w:t>
-      </w:r>
-    </w:p>
-    <w:p>
-      <w:pPr>
-        <w:pStyle w:val="BodyText"/>
-      </w:pPr>
-      <w:r>
-        <w:t xml:space="preserve">Alamat terakhir : $ALAMAT_TERMOHON</w:t>
-      </w:r>
-    </w:p>
-    <w:p>
-      <w:pPr>
-        <w:pStyle w:val="BodyText"/>
-      </w:pPr>
-      <w:r>
-        <w:t xml:space="preserve">Adalah $STATUS_TERMOHON dari berdasar Buku Nikah Nomor : $NOMOR_NIKAH</w:t>
-      </w:r>
-    </w:p>
-    <w:p>
-      <w:pPr>
-        <w:pStyle w:val="BodyText"/>
-      </w:pPr>
-      <w:r>
-        <w:t xml:space="preserve">Nama : $NAMA</w:t>
-      </w:r>
-    </w:p>
-    <w:p>
-      <w:pPr>
-        <w:pStyle w:val="BodyText"/>
-      </w:pPr>
-      <w:r>
-        <w:t xml:space="preserve">NIK : $NO_KTP</w:t>
-      </w:r>
-    </w:p>
-    <w:p>
-      <w:pPr>
-        <w:pStyle w:val="BodyText"/>
-      </w:pPr>
-      <w:r>
-        <w:t xml:space="preserve">Tempat/tanggal lahir : $TTL</w:t>
-      </w:r>
-    </w:p>
-    <w:p>
-      <w:pPr>
-        <w:pStyle w:val="BodyText"/>
-      </w:pPr>
-      <w:r>
-        <w:t xml:space="preserve">Agama : $AGAMA</w:t>
-      </w:r>
-    </w:p>
-    <w:p>
-      <w:pPr>
-        <w:pStyle w:val="BodyText"/>
-      </w:pPr>
-      <w:r>
-        <w:t xml:space="preserve">Alamat : $ALAMAT</w:t>
+        <w:t xml:space="preserve">apanewon ${NAMA_KEC}, Kabupaten ${NAMA_KAB}, menerangkan dengan sebenarnya bahwa :</w:t>
+      </w:r>
+    </w:p>
+    <w:p>
+      <w:pPr>
+        <w:pStyle w:val="BodyText"/>
+      </w:pPr>
+      <w:r>
+        <w:t xml:space="preserve">Nama : ${AYAH_NAMA}</w:t>
+      </w:r>
+    </w:p>
+    <w:p>
+      <w:pPr>
+        <w:pStyle w:val="BodyText"/>
+      </w:pPr>
+      <w:r>
+        <w:t xml:space="preserve">NIK : ${AYAH_NIK}</w:t>
+      </w:r>
+    </w:p>
+    <w:p>
+      <w:pPr>
+        <w:pStyle w:val="BodyText"/>
+      </w:pPr>
+      <w:r>
+        <w:t xml:space="preserve">Tempat/tanggal lahir : ${AYAH_TTL}</w:t>
+      </w:r>
+    </w:p>
+    <w:p>
+      <w:pPr>
+        <w:pStyle w:val="BodyText"/>
+      </w:pPr>
+      <w:r>
+        <w:t xml:space="preserve">Agama : ${AYAH_AGAMA}</w:t>
+      </w:r>
+    </w:p>
+    <w:p>
+      <w:pPr>
+        <w:pStyle w:val="BodyText"/>
+      </w:pPr>
+      <w:r>
+        <w:t xml:space="preserve">Alamat terakhir : ${ALAMAT_TERMOHON}</w:t>
+      </w:r>
+    </w:p>
+    <w:p>
+      <w:pPr>
+        <w:pStyle w:val="BodyText"/>
+      </w:pPr>
+      <w:r>
+        <w:t xml:space="preserve">Adalah ${STATUS_TERMOHON} dari berdasar Buku Nikah Nomor : ${NOMOR_NIKAH}</w:t>
+      </w:r>
+    </w:p>
+    <w:p>
+      <w:pPr>
+        <w:pStyle w:val="BodyText"/>
+      </w:pPr>
+      <w:r>
+        <w:t xml:space="preserve">Nama : ${NAMA}</w:t>
+      </w:r>
+    </w:p>
+    <w:p>
+      <w:pPr>
+        <w:pStyle w:val="BodyText"/>
+      </w:pPr>
+      <w:r>
+        <w:t xml:space="preserve">NIK : ${NO_KTP}</w:t>
+      </w:r>
+    </w:p>
+    <w:p>
+      <w:pPr>
+        <w:pStyle w:val="BodyText"/>
+      </w:pPr>
+      <w:r>
+        <w:t xml:space="preserve">Tempat/tanggal lahir : ${TTL}</w:t>
+      </w:r>
+    </w:p>
+    <w:p>
+      <w:pPr>
+        <w:pStyle w:val="BodyText"/>
+      </w:pPr>
+      <w:r>
+        <w:t xml:space="preserve">Agama : ${AGAMA}</w:t>
+      </w:r>
+    </w:p>
+    <w:p>
+      <w:pPr>
+        <w:pStyle w:val="BodyText"/>
+      </w:pPr>
+      <w:r>
+        <w:t xml:space="preserve">Alamat : ${ALAMAT}</w:t>
       </w:r>
       <w:r>
         <w:t xml:space="preserve"> </w:t>
@@ -894,23 +894,23 @@
         <w:t xml:space="preserve"> </w:t>
       </w:r>
       <w:r>
-        <w:t xml:space="preserve">$NAMA_DES, Kapanewon $NAMA_KEC, Kabupaten $NAMA_KAB</w:t>
-      </w:r>
-    </w:p>
-    <w:p>
-      <w:pPr>
-        <w:pStyle w:val="BodyText"/>
-      </w:pPr>
-      <w:r>
-        <w:t xml:space="preserve">Alamat domisili : $ALAMAT Kalurahan $NAMA_DES, Kapanewon $NAMA_KEC, Kabupaten $NAMA_KAB</w:t>
-      </w:r>
-    </w:p>
-    <w:p>
-      <w:pPr>
-        <w:pStyle w:val="BodyText"/>
-      </w:pPr>
-      <w:r>
-        <w:t xml:space="preserve">Bahwa menurut pengakuan $NAMA,</w:t>
+        <w:t xml:space="preserve">${NAMA_DES}, Kapanewon ${NAMA_KEC}, Kabupaten ${NAMA_KAB}</w:t>
+      </w:r>
+    </w:p>
+    <w:p>
+      <w:pPr>
+        <w:pStyle w:val="BodyText"/>
+      </w:pPr>
+      <w:r>
+        <w:t xml:space="preserve">Alamat domisili : ${ALAMAT} Kalurahan ${NAMA_DES}, Kapanewon ${NAMA_KEC}, Kabupaten ${NAMA_KAB}</w:t>
+      </w:r>
+    </w:p>
+    <w:p>
+      <w:pPr>
+        <w:pStyle w:val="BodyText"/>
+      </w:pPr>
+      <w:r>
+        <w:t xml:space="preserve">Bahwa menurut pengakuan ${NAMA},</w:t>
       </w:r>
       <w:r>
         <w:t xml:space="preserve"> </w:t>
@@ -920,7 +920,7 @@
           <w:b/>
           <w:bCs/>
         </w:rPr>
-        <w:t xml:space="preserve">$KEPERLUAN</w:t>
+        <w:t xml:space="preserve">${KEPERLUAN}</w:t>
       </w:r>
     </w:p>
     <w:p>
@@ -936,23 +936,23 @@
         <w:pStyle w:val="BodyText"/>
       </w:pPr>
       <w:r>
-        <w:t xml:space="preserve">$NAMA_DES, $TGL_SURAT</w:t>
-      </w:r>
-    </w:p>
-    <w:p>
-      <w:pPr>
-        <w:pStyle w:val="BodyText"/>
-      </w:pPr>
-      <w:r>
-        <w:t xml:space="preserve">$JABATAN,</w:t>
-      </w:r>
-    </w:p>
-    <w:p>
-      <w:pPr>
-        <w:pStyle w:val="BodyText"/>
-      </w:pPr>
-      <w:r>
-        <w:t xml:space="preserve">$NAMA_PAMONG</w:t>
+        <w:t xml:space="preserve">${NAMA_DES}, ${TGL_SURAT}</w:t>
+      </w:r>
+    </w:p>
+    <w:p>
+      <w:pPr>
+        <w:pStyle w:val="BodyText"/>
+      </w:pPr>
+      <w:r>
+        <w:t xml:space="preserve">${JABATAN},</w:t>
+      </w:r>
+    </w:p>
+    <w:p>
+      <w:pPr>
+        <w:pStyle w:val="BodyText"/>
+      </w:pPr>
+      <w:r>
+        <w:t xml:space="preserve">${NAMA_PAMONG}</w:t>
       </w:r>
     </w:p>
     <w:sectPr>
